--- a/My Notes prep on React.docx
+++ b/My Notes prep on React.docx
@@ -1,6 +1,6 @@
 
 <file path=word/document.xml><?xml version="1.0" encoding="utf-8"?>
-<w:document xmlns:wpc="http://schemas.microsoft.com/office/word/2010/wordprocessingCanvas" xmlns:cx="http://schemas.microsoft.com/office/drawing/2014/chartex" xmlns:cx1="http://schemas.microsoft.com/office/drawing/2015/9/8/chartex" xmlns:cx2="http://schemas.microsoft.com/office/drawing/2015/10/21/chartex" xmlns:cx3="http://schemas.microsoft.com/office/drawing/2016/5/9/chartex" xmlns:cx4="http://schemas.microsoft.com/office/drawing/2016/5/10/chartex" xmlns:cx5="http://schemas.microsoft.com/office/drawing/2016/5/11/chartex" xmlns:cx6="http://schemas.microsoft.com/office/drawing/2016/5/12/chartex" xmlns:cx7="http://schemas.microsoft.com/office/drawing/2016/5/13/chartex" xmlns:cx8="http://schemas.microsoft.com/office/drawing/2016/5/14/chartex" xmlns:mc="http://schemas.openxmlformats.org/markup-compatibility/2006" xmlns:aink="http://schemas.microsoft.com/office/drawing/2016/ink" xmlns:am3d="http://schemas.microsoft.com/office/drawing/2017/model3d" xmlns:o="urn:schemas-microsoft-com:office:office" xmlns:oel="http://schemas.microsoft.com/office/2019/extlst" xmlns:r="http://schemas.openxmlformats.org/officeDocument/2006/relationships" xmlns:m="http://schemas.openxmlformats.org/officeDocument/2006/math" xmlns:v="urn:schemas-microsoft-com:vml" xmlns:wp14="http://schemas.microsoft.com/office/word/2010/wordprocessingDrawing" xmlns:wp="http://schemas.openxmlformats.org/drawingml/2006/wordprocessingDrawing" xmlns:w10="urn:schemas-microsoft-com:office:word" xmlns:w="http://schemas.openxmlformats.org/wordprocessingml/2006/main" xmlns:w14="http://schemas.microsoft.com/office/word/2010/wordml" xmlns:w15="http://schemas.microsoft.com/office/word/2012/wordml" xmlns:w16cex="http://schemas.microsoft.com/office/word/2018/wordml/cex" xmlns:w16cid="http://schemas.microsoft.com/office/word/2016/wordml/cid" xmlns:w16="http://schemas.microsoft.com/office/word/2018/wordml" xmlns:w16du="http://schemas.microsoft.com/office/word/2023/wordml/word16du" xmlns:w16sdtdh="http://schemas.microsoft.com/office/word/2020/wordml/sdtdatahash" xmlns:w16se="http://schemas.microsoft.com/office/word/2015/wordml/symex" xmlns:wpg="http://schemas.microsoft.com/office/word/2010/wordprocessingGroup" xmlns:wpi="http://schemas.microsoft.com/office/word/2010/wordprocessingInk" xmlns:wne="http://schemas.microsoft.com/office/word/2006/wordml" xmlns:wps="http://schemas.microsoft.com/office/word/2010/wordprocessingShape" mc:Ignorable="w14 w15 w16se w16cid w16 w16cex w16sdtdh w16du wp14">
+<w:document xmlns:wpc="http://schemas.microsoft.com/office/word/2010/wordprocessingCanvas" xmlns:cx="http://schemas.microsoft.com/office/drawing/2014/chartex" xmlns:cx1="http://schemas.microsoft.com/office/drawing/2015/9/8/chartex" xmlns:cx2="http://schemas.microsoft.com/office/drawing/2015/10/21/chartex" xmlns:cx3="http://schemas.microsoft.com/office/drawing/2016/5/9/chartex" xmlns:cx4="http://schemas.microsoft.com/office/drawing/2016/5/10/chartex" xmlns:cx5="http://schemas.microsoft.com/office/drawing/2016/5/11/chartex" xmlns:cx6="http://schemas.microsoft.com/office/drawing/2016/5/12/chartex" xmlns:cx7="http://schemas.microsoft.com/office/drawing/2016/5/13/chartex" xmlns:cx8="http://schemas.microsoft.com/office/drawing/2016/5/14/chartex" xmlns:mc="http://schemas.openxmlformats.org/markup-compatibility/2006" xmlns:aink="http://schemas.microsoft.com/office/drawing/2016/ink" xmlns:am3d="http://schemas.microsoft.com/office/drawing/2017/model3d" xmlns:o="urn:schemas-microsoft-com:office:office" xmlns:oel="http://schemas.microsoft.com/office/2019/extlst" xmlns:r="http://schemas.openxmlformats.org/officeDocument/2006/relationships" xmlns:m="http://schemas.openxmlformats.org/officeDocument/2006/math" xmlns:v="urn:schemas-microsoft-com:vml" xmlns:wp14="http://schemas.microsoft.com/office/word/2010/wordprocessingDrawing" xmlns:wp="http://schemas.openxmlformats.org/drawingml/2006/wordprocessingDrawing" xmlns:w10="urn:schemas-microsoft-com:office:word" xmlns:w="http://schemas.openxmlformats.org/wordprocessingml/2006/main" xmlns:w14="http://schemas.microsoft.com/office/word/2010/wordml" xmlns:w15="http://schemas.microsoft.com/office/word/2012/wordml" xmlns:w16cex="http://schemas.microsoft.com/office/word/2018/wordml/cex" xmlns:w16cid="http://schemas.microsoft.com/office/word/2016/wordml/cid" xmlns:w16="http://schemas.microsoft.com/office/word/2018/wordml" xmlns:w16du="http://schemas.microsoft.com/office/word/2023/wordml/word16du" xmlns:w16sdtdh="http://schemas.microsoft.com/office/word/2020/wordml/sdtdatahash" xmlns:w16sdtfl="http://schemas.microsoft.com/office/word/2024/wordml/sdtformatlock" xmlns:w16se="http://schemas.microsoft.com/office/word/2015/wordml/symex" xmlns:wpg="http://schemas.microsoft.com/office/word/2010/wordprocessingGroup" xmlns:wpi="http://schemas.microsoft.com/office/word/2010/wordprocessingInk" xmlns:wne="http://schemas.microsoft.com/office/word/2006/wordml" xmlns:wps="http://schemas.microsoft.com/office/word/2010/wordprocessingShape" mc:Ignorable="w14 w15 w16se w16cid w16 w16cex w16sdtdh w16sdtfl w16du wp14">
   <w:body>
     <w:p>
       <w:pPr>
@@ -37,7 +37,7 @@
             <w14:round/>
           </w14:textOutline>
         </w:rPr>
-        <w:t xml:space="preserve">  </w:t>
+        <w:t xml:space="preserve"> </w:t>
       </w:r>
       <w:r>
         <w:rPr>
@@ -60,7 +60,371 @@
     </w:p>
     <w:p>
       <w:pPr>
-        <w:pStyle w:val="ListParagraph"/>
+        <w:ind w:firstLine="720"/>
+        <w:rPr>
+          <w:sz w:val="28"/>
+          <w:szCs w:val="28"/>
+        </w:rPr>
+      </w:pPr>
+      <w:r>
+        <w:rPr>
+          <w:sz w:val="28"/>
+          <w:szCs w:val="28"/>
+        </w:rPr>
+        <w:t>React is a popular JavaScript library used to build user interfaces, especially for</w:t>
+      </w:r>
+      <w:r>
+        <w:rPr>
+          <w:sz w:val="28"/>
+          <w:szCs w:val="28"/>
+        </w:rPr>
+        <w:t xml:space="preserve"> </w:t>
+      </w:r>
+      <w:r>
+        <w:rPr>
+          <w:sz w:val="28"/>
+          <w:szCs w:val="28"/>
+        </w:rPr>
+        <w:t>single-page applications (SPAs).</w:t>
+      </w:r>
+    </w:p>
+    <w:p>
+      <w:pPr>
+        <w:ind w:firstLine="720"/>
+        <w:rPr>
+          <w:sz w:val="28"/>
+          <w:szCs w:val="28"/>
+        </w:rPr>
+      </w:pPr>
+      <w:r>
+        <w:rPr>
+          <w:sz w:val="28"/>
+          <w:szCs w:val="28"/>
+        </w:rPr>
+        <w:t>It follows a component-based architecture, where the UI is broken into small, reusable pieces called components.</w:t>
+      </w:r>
+    </w:p>
+    <w:p>
+      <w:pPr>
+        <w:ind w:firstLine="720"/>
+        <w:rPr>
+          <w:sz w:val="28"/>
+          <w:szCs w:val="28"/>
+        </w:rPr>
+      </w:pPr>
+      <w:r>
+        <w:rPr>
+          <w:sz w:val="28"/>
+          <w:szCs w:val="28"/>
+        </w:rPr>
+        <w:t>React uses a concept called the Virtual DOM to optimize rendering and updates to the UI. This makes the app faster and more efficient.</w:t>
+      </w:r>
+    </w:p>
+    <w:p>
+      <w:pPr>
+        <w:ind w:firstLine="720"/>
+        <w:rPr>
+          <w:sz w:val="28"/>
+          <w:szCs w:val="28"/>
+        </w:rPr>
+      </w:pPr>
+      <w:r>
+        <w:rPr>
+          <w:sz w:val="28"/>
+          <w:szCs w:val="28"/>
+        </w:rPr>
+        <w:t xml:space="preserve">By updating </w:t>
+      </w:r>
+      <w:proofErr w:type="gramStart"/>
+      <w:r>
+        <w:rPr>
+          <w:sz w:val="28"/>
+          <w:szCs w:val="28"/>
+        </w:rPr>
+        <w:t>only</w:t>
+      </w:r>
+      <w:proofErr w:type="gramEnd"/>
+      <w:r>
+        <w:rPr>
+          <w:sz w:val="28"/>
+          <w:szCs w:val="28"/>
+        </w:rPr>
+        <w:t xml:space="preserve"> the necessary parts of the DOM, React helps create high-performance single-page applications, where the page doesn't fully reload on each interaction.</w:t>
+      </w:r>
+    </w:p>
+    <w:p>
+      <w:pPr>
+        <w:rPr>
+          <w:sz w:val="28"/>
+          <w:szCs w:val="28"/>
+        </w:rPr>
+      </w:pPr>
+      <w:r>
+        <w:rPr>
+          <w:sz w:val="28"/>
+          <w:szCs w:val="28"/>
+        </w:rPr>
+        <w:t xml:space="preserve">A </w:t>
+      </w:r>
+      <w:r>
+        <w:rPr>
+          <w:b/>
+          <w:bCs/>
+          <w:sz w:val="28"/>
+          <w:szCs w:val="28"/>
+        </w:rPr>
+        <w:t>CDN (Content Delivery Network)</w:t>
+      </w:r>
+      <w:r>
+        <w:rPr>
+          <w:sz w:val="28"/>
+          <w:szCs w:val="28"/>
+        </w:rPr>
+        <w:t xml:space="preserve"> is a globally distributed network of servers that deliver static content (like JS, CSS, images) from a location </w:t>
+      </w:r>
+      <w:r>
+        <w:rPr>
+          <w:b/>
+          <w:bCs/>
+          <w:sz w:val="28"/>
+          <w:szCs w:val="28"/>
+        </w:rPr>
+        <w:t>closest to the user</w:t>
+      </w:r>
+      <w:r>
+        <w:rPr>
+          <w:sz w:val="28"/>
+          <w:szCs w:val="28"/>
+        </w:rPr>
+        <w:t>.</w:t>
+      </w:r>
+    </w:p>
+    <w:p>
+      <w:pPr>
+        <w:rPr>
+          <w:sz w:val="28"/>
+          <w:szCs w:val="28"/>
+        </w:rPr>
+      </w:pPr>
+      <w:r>
+        <w:rPr>
+          <w:sz w:val="28"/>
+          <w:szCs w:val="28"/>
+        </w:rPr>
+        <w:t>In React apps, CDNs are used to serve:</w:t>
+      </w:r>
+    </w:p>
+    <w:p>
+      <w:pPr>
+        <w:numPr>
+          <w:ilvl w:val="0"/>
+          <w:numId w:val="50"/>
+        </w:numPr>
+        <w:rPr>
+          <w:sz w:val="28"/>
+          <w:szCs w:val="28"/>
+        </w:rPr>
+      </w:pPr>
+      <w:r>
+        <w:rPr>
+          <w:b/>
+          <w:bCs/>
+          <w:sz w:val="28"/>
+          <w:szCs w:val="28"/>
+        </w:rPr>
+        <w:t>React libraries</w:t>
+      </w:r>
+      <w:r>
+        <w:rPr>
+          <w:sz w:val="28"/>
+          <w:szCs w:val="28"/>
+        </w:rPr>
+        <w:t xml:space="preserve"> (like React and </w:t>
+      </w:r>
+      <w:proofErr w:type="spellStart"/>
+      <w:r>
+        <w:rPr>
+          <w:sz w:val="28"/>
+          <w:szCs w:val="28"/>
+        </w:rPr>
+        <w:t>ReactDOM</w:t>
+      </w:r>
+      <w:proofErr w:type="spellEnd"/>
+      <w:r>
+        <w:rPr>
+          <w:sz w:val="28"/>
+          <w:szCs w:val="28"/>
+        </w:rPr>
+        <w:t>)</w:t>
+      </w:r>
+    </w:p>
+    <w:p>
+      <w:pPr>
+        <w:numPr>
+          <w:ilvl w:val="0"/>
+          <w:numId w:val="50"/>
+        </w:numPr>
+        <w:rPr>
+          <w:sz w:val="28"/>
+          <w:szCs w:val="28"/>
+        </w:rPr>
+      </w:pPr>
+      <w:r>
+        <w:rPr>
+          <w:b/>
+          <w:bCs/>
+          <w:sz w:val="28"/>
+          <w:szCs w:val="28"/>
+        </w:rPr>
+        <w:t>Static assets</w:t>
+      </w:r>
+      <w:r>
+        <w:rPr>
+          <w:sz w:val="28"/>
+          <w:szCs w:val="28"/>
+        </w:rPr>
+        <w:t xml:space="preserve"> from production builds (e.g., main.js, styles.css)</w:t>
+      </w:r>
+    </w:p>
+    <w:p>
+      <w:pPr>
+        <w:rPr>
+          <w:sz w:val="28"/>
+          <w:szCs w:val="28"/>
+        </w:rPr>
+      </w:pPr>
+      <w:r>
+        <w:rPr>
+          <w:sz w:val="28"/>
+          <w:szCs w:val="28"/>
+        </w:rPr>
+        <w:t>This improves performance, reduces loading time, and helps handle more users efficiently.</w:t>
+      </w:r>
+    </w:p>
+    <w:p>
+      <w:pPr>
+        <w:rPr>
+          <w:sz w:val="28"/>
+          <w:szCs w:val="28"/>
+        </w:rPr>
+      </w:pPr>
+      <w:r>
+        <w:rPr>
+          <w:sz w:val="28"/>
+          <w:szCs w:val="28"/>
+        </w:rPr>
+        <w:t xml:space="preserve">Browsers </w:t>
+      </w:r>
+      <w:r>
+        <w:rPr>
+          <w:b/>
+          <w:bCs/>
+          <w:sz w:val="28"/>
+          <w:szCs w:val="28"/>
+        </w:rPr>
+        <w:t>only understand HTML, CSS, and JavaScript</w:t>
+      </w:r>
+      <w:r>
+        <w:rPr>
+          <w:b/>
+          <w:bCs/>
+          <w:sz w:val="28"/>
+          <w:szCs w:val="28"/>
+        </w:rPr>
+        <w:t>(</w:t>
+      </w:r>
+      <w:r>
+        <w:rPr>
+          <w:b/>
+          <w:bCs/>
+          <w:sz w:val="28"/>
+          <w:szCs w:val="28"/>
+        </w:rPr>
+        <w:t>through JS engine</w:t>
+      </w:r>
+      <w:r>
+        <w:rPr>
+          <w:b/>
+          <w:bCs/>
+          <w:sz w:val="28"/>
+          <w:szCs w:val="28"/>
+        </w:rPr>
+        <w:t>)</w:t>
+      </w:r>
+      <w:r>
+        <w:rPr>
+          <w:sz w:val="28"/>
+          <w:szCs w:val="28"/>
+        </w:rPr>
+        <w:t>.</w:t>
+      </w:r>
+    </w:p>
+    <w:p>
+      <w:pPr>
+        <w:rPr>
+          <w:sz w:val="28"/>
+          <w:szCs w:val="28"/>
+        </w:rPr>
+      </w:pPr>
+      <w:r>
+        <w:rPr>
+          <w:sz w:val="28"/>
+          <w:szCs w:val="28"/>
+        </w:rPr>
+        <w:t xml:space="preserve">React code is usually written in </w:t>
+      </w:r>
+      <w:r>
+        <w:rPr>
+          <w:b/>
+          <w:bCs/>
+          <w:sz w:val="28"/>
+          <w:szCs w:val="28"/>
+        </w:rPr>
+        <w:t>JSX</w:t>
+      </w:r>
+      <w:r>
+        <w:rPr>
+          <w:sz w:val="28"/>
+          <w:szCs w:val="28"/>
+        </w:rPr>
+        <w:t xml:space="preserve">, which looks like HTML inside JavaScript. It must be </w:t>
+      </w:r>
+      <w:proofErr w:type="spellStart"/>
+      <w:r>
+        <w:rPr>
+          <w:b/>
+          <w:bCs/>
+          <w:sz w:val="28"/>
+          <w:szCs w:val="28"/>
+        </w:rPr>
+        <w:t>transpiled</w:t>
+      </w:r>
+      <w:proofErr w:type="spellEnd"/>
+      <w:r>
+        <w:rPr>
+          <w:sz w:val="28"/>
+          <w:szCs w:val="28"/>
+        </w:rPr>
+        <w:t xml:space="preserve"> (by tools like Babel) into regular JavaScript before browsers can execute it. </w:t>
+      </w:r>
+    </w:p>
+    <w:p>
+      <w:pPr>
+        <w:rPr>
+          <w:sz w:val="28"/>
+          <w:szCs w:val="28"/>
+        </w:rPr>
+      </w:pPr>
+      <w:r>
+        <w:rPr>
+          <w:sz w:val="28"/>
+          <w:szCs w:val="28"/>
+        </w:rPr>
+        <w:br w:type="page"/>
+      </w:r>
+    </w:p>
+    <w:p>
+      <w:pPr>
         <w:rPr>
           <w:rFonts w:ascii="Times New Roman" w:hAnsi="Times New Roman" w:cs="Times New Roman"/>
           <w:b/>
@@ -81,7 +445,7 @@
 </file>
 
 <file path=word/numbering.xml><?xml version="1.0" encoding="utf-8"?>
-<w:numbering xmlns:wpc="http://schemas.microsoft.com/office/word/2010/wordprocessingCanvas" xmlns:cx="http://schemas.microsoft.com/office/drawing/2014/chartex" xmlns:cx1="http://schemas.microsoft.com/office/drawing/2015/9/8/chartex" xmlns:cx2="http://schemas.microsoft.com/office/drawing/2015/10/21/chartex" xmlns:cx3="http://schemas.microsoft.com/office/drawing/2016/5/9/chartex" xmlns:cx4="http://schemas.microsoft.com/office/drawing/2016/5/10/chartex" xmlns:cx5="http://schemas.microsoft.com/office/drawing/2016/5/11/chartex" xmlns:cx6="http://schemas.microsoft.com/office/drawing/2016/5/12/chartex" xmlns:cx7="http://schemas.microsoft.com/office/drawing/2016/5/13/chartex" xmlns:cx8="http://schemas.microsoft.com/office/drawing/2016/5/14/chartex" xmlns:mc="http://schemas.openxmlformats.org/markup-compatibility/2006" xmlns:aink="http://schemas.microsoft.com/office/drawing/2016/ink" xmlns:am3d="http://schemas.microsoft.com/office/drawing/2017/model3d" xmlns:o="urn:schemas-microsoft-com:office:office" xmlns:oel="http://schemas.microsoft.com/office/2019/extlst" xmlns:r="http://schemas.openxmlformats.org/officeDocument/2006/relationships" xmlns:m="http://schemas.openxmlformats.org/officeDocument/2006/math" xmlns:v="urn:schemas-microsoft-com:vml" xmlns:wp14="http://schemas.microsoft.com/office/word/2010/wordprocessingDrawing" xmlns:wp="http://schemas.openxmlformats.org/drawingml/2006/wordprocessingDrawing" xmlns:w10="urn:schemas-microsoft-com:office:word" xmlns:w="http://schemas.openxmlformats.org/wordprocessingml/2006/main" xmlns:w14="http://schemas.microsoft.com/office/word/2010/wordml" xmlns:w15="http://schemas.microsoft.com/office/word/2012/wordml" xmlns:w16cex="http://schemas.microsoft.com/office/word/2018/wordml/cex" xmlns:w16cid="http://schemas.microsoft.com/office/word/2016/wordml/cid" xmlns:w16="http://schemas.microsoft.com/office/word/2018/wordml" xmlns:w16du="http://schemas.microsoft.com/office/word/2023/wordml/word16du" xmlns:w16sdtdh="http://schemas.microsoft.com/office/word/2020/wordml/sdtdatahash" xmlns:w16se="http://schemas.microsoft.com/office/word/2015/wordml/symex" xmlns:wpg="http://schemas.microsoft.com/office/word/2010/wordprocessingGroup" xmlns:wpi="http://schemas.microsoft.com/office/word/2010/wordprocessingInk" xmlns:wne="http://schemas.microsoft.com/office/word/2006/wordml" xmlns:wps="http://schemas.microsoft.com/office/word/2010/wordprocessingShape" mc:Ignorable="w14 w15 w16se w16cid w16 w16cex w16sdtdh w16du wp14">
+<w:numbering xmlns:wpc="http://schemas.microsoft.com/office/word/2010/wordprocessingCanvas" xmlns:cx="http://schemas.microsoft.com/office/drawing/2014/chartex" xmlns:cx1="http://schemas.microsoft.com/office/drawing/2015/9/8/chartex" xmlns:cx2="http://schemas.microsoft.com/office/drawing/2015/10/21/chartex" xmlns:cx3="http://schemas.microsoft.com/office/drawing/2016/5/9/chartex" xmlns:cx4="http://schemas.microsoft.com/office/drawing/2016/5/10/chartex" xmlns:cx5="http://schemas.microsoft.com/office/drawing/2016/5/11/chartex" xmlns:cx6="http://schemas.microsoft.com/office/drawing/2016/5/12/chartex" xmlns:cx7="http://schemas.microsoft.com/office/drawing/2016/5/13/chartex" xmlns:cx8="http://schemas.microsoft.com/office/drawing/2016/5/14/chartex" xmlns:mc="http://schemas.openxmlformats.org/markup-compatibility/2006" xmlns:aink="http://schemas.microsoft.com/office/drawing/2016/ink" xmlns:am3d="http://schemas.microsoft.com/office/drawing/2017/model3d" xmlns:o="urn:schemas-microsoft-com:office:office" xmlns:oel="http://schemas.microsoft.com/office/2019/extlst" xmlns:r="http://schemas.openxmlformats.org/officeDocument/2006/relationships" xmlns:m="http://schemas.openxmlformats.org/officeDocument/2006/math" xmlns:v="urn:schemas-microsoft-com:vml" xmlns:wp14="http://schemas.microsoft.com/office/word/2010/wordprocessingDrawing" xmlns:wp="http://schemas.openxmlformats.org/drawingml/2006/wordprocessingDrawing" xmlns:w10="urn:schemas-microsoft-com:office:word" xmlns:w="http://schemas.openxmlformats.org/wordprocessingml/2006/main" xmlns:w14="http://schemas.microsoft.com/office/word/2010/wordml" xmlns:w15="http://schemas.microsoft.com/office/word/2012/wordml" xmlns:w16cex="http://schemas.microsoft.com/office/word/2018/wordml/cex" xmlns:w16cid="http://schemas.microsoft.com/office/word/2016/wordml/cid" xmlns:w16="http://schemas.microsoft.com/office/word/2018/wordml" xmlns:w16du="http://schemas.microsoft.com/office/word/2023/wordml/word16du" xmlns:w16sdtdh="http://schemas.microsoft.com/office/word/2020/wordml/sdtdatahash" xmlns:w16sdtfl="http://schemas.microsoft.com/office/word/2024/wordml/sdtformatlock" xmlns:w16se="http://schemas.microsoft.com/office/word/2015/wordml/symex" xmlns:wpg="http://schemas.microsoft.com/office/word/2010/wordprocessingGroup" xmlns:wpi="http://schemas.microsoft.com/office/word/2010/wordprocessingInk" xmlns:wne="http://schemas.microsoft.com/office/word/2006/wordml" xmlns:wps="http://schemas.microsoft.com/office/word/2010/wordprocessingShape" mc:Ignorable="w14 w15 w16se w16cid w16 w16cex w16sdtdh w16sdtfl w16du wp14">
   <w:abstractNum w:abstractNumId="0" w15:restartNumberingAfterBreak="0">
     <w:nsid w:val="01235B1C"/>
     <w:multiLevelType w:val="hybridMultilevel"/>
@@ -5059,6 +5423,155 @@
     </w:lvl>
   </w:abstractNum>
   <w:abstractNum w:abstractNumId="44" w15:restartNumberingAfterBreak="0">
+    <w:nsid w:val="74221A12"/>
+    <w:multiLevelType w:val="multilevel"/>
+    <w:tmpl w:val="93547E38"/>
+    <w:lvl w:ilvl="0">
+      <w:start w:val="1"/>
+      <w:numFmt w:val="bullet"/>
+      <w:lvlText w:val=""/>
+      <w:lvlJc w:val="left"/>
+      <w:pPr>
+        <w:tabs>
+          <w:tab w:val="num" w:pos="720"/>
+        </w:tabs>
+        <w:ind w:left="720" w:hanging="360"/>
+      </w:pPr>
+      <w:rPr>
+        <w:rFonts w:ascii="Symbol" w:hAnsi="Symbol" w:hint="default"/>
+        <w:sz w:val="20"/>
+      </w:rPr>
+    </w:lvl>
+    <w:lvl w:ilvl="1" w:tentative="1">
+      <w:start w:val="1"/>
+      <w:numFmt w:val="bullet"/>
+      <w:lvlText w:val="o"/>
+      <w:lvlJc w:val="left"/>
+      <w:pPr>
+        <w:tabs>
+          <w:tab w:val="num" w:pos="1440"/>
+        </w:tabs>
+        <w:ind w:left="1440" w:hanging="360"/>
+      </w:pPr>
+      <w:rPr>
+        <w:rFonts w:ascii="Courier New" w:hAnsi="Courier New" w:hint="default"/>
+        <w:sz w:val="20"/>
+      </w:rPr>
+    </w:lvl>
+    <w:lvl w:ilvl="2" w:tentative="1">
+      <w:start w:val="1"/>
+      <w:numFmt w:val="bullet"/>
+      <w:lvlText w:val=""/>
+      <w:lvlJc w:val="left"/>
+      <w:pPr>
+        <w:tabs>
+          <w:tab w:val="num" w:pos="2160"/>
+        </w:tabs>
+        <w:ind w:left="2160" w:hanging="360"/>
+      </w:pPr>
+      <w:rPr>
+        <w:rFonts w:ascii="Wingdings" w:hAnsi="Wingdings" w:hint="default"/>
+        <w:sz w:val="20"/>
+      </w:rPr>
+    </w:lvl>
+    <w:lvl w:ilvl="3" w:tentative="1">
+      <w:start w:val="1"/>
+      <w:numFmt w:val="bullet"/>
+      <w:lvlText w:val=""/>
+      <w:lvlJc w:val="left"/>
+      <w:pPr>
+        <w:tabs>
+          <w:tab w:val="num" w:pos="2880"/>
+        </w:tabs>
+        <w:ind w:left="2880" w:hanging="360"/>
+      </w:pPr>
+      <w:rPr>
+        <w:rFonts w:ascii="Wingdings" w:hAnsi="Wingdings" w:hint="default"/>
+        <w:sz w:val="20"/>
+      </w:rPr>
+    </w:lvl>
+    <w:lvl w:ilvl="4" w:tentative="1">
+      <w:start w:val="1"/>
+      <w:numFmt w:val="bullet"/>
+      <w:lvlText w:val=""/>
+      <w:lvlJc w:val="left"/>
+      <w:pPr>
+        <w:tabs>
+          <w:tab w:val="num" w:pos="3600"/>
+        </w:tabs>
+        <w:ind w:left="3600" w:hanging="360"/>
+      </w:pPr>
+      <w:rPr>
+        <w:rFonts w:ascii="Wingdings" w:hAnsi="Wingdings" w:hint="default"/>
+        <w:sz w:val="20"/>
+      </w:rPr>
+    </w:lvl>
+    <w:lvl w:ilvl="5" w:tentative="1">
+      <w:start w:val="1"/>
+      <w:numFmt w:val="bullet"/>
+      <w:lvlText w:val=""/>
+      <w:lvlJc w:val="left"/>
+      <w:pPr>
+        <w:tabs>
+          <w:tab w:val="num" w:pos="4320"/>
+        </w:tabs>
+        <w:ind w:left="4320" w:hanging="360"/>
+      </w:pPr>
+      <w:rPr>
+        <w:rFonts w:ascii="Wingdings" w:hAnsi="Wingdings" w:hint="default"/>
+        <w:sz w:val="20"/>
+      </w:rPr>
+    </w:lvl>
+    <w:lvl w:ilvl="6" w:tentative="1">
+      <w:start w:val="1"/>
+      <w:numFmt w:val="bullet"/>
+      <w:lvlText w:val=""/>
+      <w:lvlJc w:val="left"/>
+      <w:pPr>
+        <w:tabs>
+          <w:tab w:val="num" w:pos="5040"/>
+        </w:tabs>
+        <w:ind w:left="5040" w:hanging="360"/>
+      </w:pPr>
+      <w:rPr>
+        <w:rFonts w:ascii="Wingdings" w:hAnsi="Wingdings" w:hint="default"/>
+        <w:sz w:val="20"/>
+      </w:rPr>
+    </w:lvl>
+    <w:lvl w:ilvl="7" w:tentative="1">
+      <w:start w:val="1"/>
+      <w:numFmt w:val="bullet"/>
+      <w:lvlText w:val=""/>
+      <w:lvlJc w:val="left"/>
+      <w:pPr>
+        <w:tabs>
+          <w:tab w:val="num" w:pos="5760"/>
+        </w:tabs>
+        <w:ind w:left="5760" w:hanging="360"/>
+      </w:pPr>
+      <w:rPr>
+        <w:rFonts w:ascii="Wingdings" w:hAnsi="Wingdings" w:hint="default"/>
+        <w:sz w:val="20"/>
+      </w:rPr>
+    </w:lvl>
+    <w:lvl w:ilvl="8" w:tentative="1">
+      <w:start w:val="1"/>
+      <w:numFmt w:val="bullet"/>
+      <w:lvlText w:val=""/>
+      <w:lvlJc w:val="left"/>
+      <w:pPr>
+        <w:tabs>
+          <w:tab w:val="num" w:pos="6480"/>
+        </w:tabs>
+        <w:ind w:left="6480" w:hanging="360"/>
+      </w:pPr>
+      <w:rPr>
+        <w:rFonts w:ascii="Wingdings" w:hAnsi="Wingdings" w:hint="default"/>
+        <w:sz w:val="20"/>
+      </w:rPr>
+    </w:lvl>
+  </w:abstractNum>
+  <w:abstractNum w:abstractNumId="45" w15:restartNumberingAfterBreak="0">
     <w:nsid w:val="790752BC"/>
     <w:multiLevelType w:val="hybridMultilevel"/>
     <w:tmpl w:val="863661B2"/>
@@ -5171,7 +5684,7 @@
       </w:rPr>
     </w:lvl>
   </w:abstractNum>
-  <w:abstractNum w:abstractNumId="45" w15:restartNumberingAfterBreak="0">
+  <w:abstractNum w:abstractNumId="46" w15:restartNumberingAfterBreak="0">
     <w:nsid w:val="7A4A45D1"/>
     <w:multiLevelType w:val="hybridMultilevel"/>
     <w:tmpl w:val="6CFA308A"/>
@@ -5284,7 +5797,7 @@
       </w:rPr>
     </w:lvl>
   </w:abstractNum>
-  <w:abstractNum w:abstractNumId="46" w15:restartNumberingAfterBreak="0">
+  <w:abstractNum w:abstractNumId="47" w15:restartNumberingAfterBreak="0">
     <w:nsid w:val="7B897D4C"/>
     <w:multiLevelType w:val="hybridMultilevel"/>
     <w:tmpl w:val="5726E13C"/>
@@ -5397,7 +5910,7 @@
       </w:rPr>
     </w:lvl>
   </w:abstractNum>
-  <w:abstractNum w:abstractNumId="47" w15:restartNumberingAfterBreak="0">
+  <w:abstractNum w:abstractNumId="48" w15:restartNumberingAfterBreak="0">
     <w:nsid w:val="7C1A4AEC"/>
     <w:multiLevelType w:val="hybridMultilevel"/>
     <w:tmpl w:val="23586ABE"/>
@@ -5510,7 +6023,7 @@
       </w:rPr>
     </w:lvl>
   </w:abstractNum>
-  <w:abstractNum w:abstractNumId="48" w15:restartNumberingAfterBreak="0">
+  <w:abstractNum w:abstractNumId="49" w15:restartNumberingAfterBreak="0">
     <w:nsid w:val="7F64741F"/>
     <w:multiLevelType w:val="hybridMultilevel"/>
     <w:tmpl w:val="2E38A9D0"/>
@@ -5627,7 +6140,7 @@
     <w:abstractNumId w:val="9"/>
   </w:num>
   <w:num w:numId="2" w16cid:durableId="954363457">
-    <w:abstractNumId w:val="48"/>
+    <w:abstractNumId w:val="49"/>
   </w:num>
   <w:num w:numId="3" w16cid:durableId="1084447819">
     <w:abstractNumId w:val="0"/>
@@ -5654,7 +6167,7 @@
     <w:abstractNumId w:val="34"/>
   </w:num>
   <w:num w:numId="11" w16cid:durableId="444228380">
-    <w:abstractNumId w:val="44"/>
+    <w:abstractNumId w:val="45"/>
   </w:num>
   <w:num w:numId="12" w16cid:durableId="1374379446">
     <w:abstractNumId w:val="35"/>
@@ -5663,7 +6176,7 @@
     <w:abstractNumId w:val="36"/>
   </w:num>
   <w:num w:numId="14" w16cid:durableId="262497753">
-    <w:abstractNumId w:val="45"/>
+    <w:abstractNumId w:val="46"/>
   </w:num>
   <w:num w:numId="15" w16cid:durableId="1382250782">
     <w:abstractNumId w:val="27"/>
@@ -5681,7 +6194,7 @@
     <w:abstractNumId w:val="40"/>
   </w:num>
   <w:num w:numId="20" w16cid:durableId="1480196989">
-    <w:abstractNumId w:val="46"/>
+    <w:abstractNumId w:val="47"/>
   </w:num>
   <w:num w:numId="21" w16cid:durableId="2128817649">
     <w:abstractNumId w:val="21"/>
@@ -5699,7 +6212,7 @@
     <w:abstractNumId w:val="17"/>
   </w:num>
   <w:num w:numId="26" w16cid:durableId="768701180">
-    <w:abstractNumId w:val="47"/>
+    <w:abstractNumId w:val="48"/>
   </w:num>
   <w:num w:numId="27" w16cid:durableId="535314963">
     <w:abstractNumId w:val="12"/>
@@ -5770,11 +6283,14 @@
   <w:num w:numId="49" w16cid:durableId="1065834468">
     <w:abstractNumId w:val="10"/>
   </w:num>
+  <w:num w:numId="50" w16cid:durableId="1512183846">
+    <w:abstractNumId w:val="44"/>
+  </w:num>
 </w:numbering>
 </file>
 
 <file path=word/styles.xml><?xml version="1.0" encoding="utf-8"?>
-<w:styles xmlns:mc="http://schemas.openxmlformats.org/markup-compatibility/2006" xmlns:r="http://schemas.openxmlformats.org/officeDocument/2006/relationships" xmlns:w="http://schemas.openxmlformats.org/wordprocessingml/2006/main" xmlns:w14="http://schemas.microsoft.com/office/word/2010/wordml" xmlns:w15="http://schemas.microsoft.com/office/word/2012/wordml" xmlns:w16cex="http://schemas.microsoft.com/office/word/2018/wordml/cex" xmlns:w16cid="http://schemas.microsoft.com/office/word/2016/wordml/cid" xmlns:w16="http://schemas.microsoft.com/office/word/2018/wordml" xmlns:w16du="http://schemas.microsoft.com/office/word/2023/wordml/word16du" xmlns:w16sdtdh="http://schemas.microsoft.com/office/word/2020/wordml/sdtdatahash" xmlns:w16se="http://schemas.microsoft.com/office/word/2015/wordml/symex" mc:Ignorable="w14 w15 w16se w16cid w16 w16cex w16sdtdh w16du">
+<w:styles xmlns:mc="http://schemas.openxmlformats.org/markup-compatibility/2006" xmlns:r="http://schemas.openxmlformats.org/officeDocument/2006/relationships" xmlns:w="http://schemas.openxmlformats.org/wordprocessingml/2006/main" xmlns:w14="http://schemas.microsoft.com/office/word/2010/wordml" xmlns:w15="http://schemas.microsoft.com/office/word/2012/wordml" xmlns:w16cex="http://schemas.microsoft.com/office/word/2018/wordml/cex" xmlns:w16cid="http://schemas.microsoft.com/office/word/2016/wordml/cid" xmlns:w16="http://schemas.microsoft.com/office/word/2018/wordml" xmlns:w16du="http://schemas.microsoft.com/office/word/2023/wordml/word16du" xmlns:w16sdtdh="http://schemas.microsoft.com/office/word/2020/wordml/sdtdatahash" xmlns:w16sdtfl="http://schemas.microsoft.com/office/word/2024/wordml/sdtformatlock" xmlns:w16se="http://schemas.microsoft.com/office/word/2015/wordml/symex" mc:Ignorable="w14 w15 w16se w16cid w16 w16cex w16sdtdh w16sdtfl w16du">
   <w:docDefaults>
     <w:rPrDefault>
       <w:rPr>
@@ -6222,7 +6738,6 @@
   <w:style w:type="character" w:default="1" w:styleId="DefaultParagraphFont">
     <w:name w:val="Default Paragraph Font"/>
     <w:uiPriority w:val="1"/>
-    <w:semiHidden/>
     <w:unhideWhenUsed/>
   </w:style>
   <w:style w:type="table" w:default="1" w:styleId="TableNormal">

--- a/My Notes prep on React.docx
+++ b/My Notes prep on React.docx
@@ -634,6 +634,7 @@
       </w:r>
       <w:r>
         <w:rPr>
+          <w:noProof/>
           <w:sz w:val="28"/>
           <w:szCs w:val="28"/>
         </w:rPr>
@@ -895,6 +896,7 @@
       </w:pPr>
       <w:r>
         <w:rPr>
+          <w:noProof/>
           <w:sz w:val="28"/>
           <w:szCs w:val="28"/>
         </w:rPr>
@@ -987,6 +989,7 @@
       </w:pPr>
       <w:r>
         <w:rPr>
+          <w:noProof/>
           <w:sz w:val="28"/>
           <w:szCs w:val="28"/>
         </w:rPr>
@@ -1050,16 +1053,7 @@
           <w:sz w:val="28"/>
           <w:szCs w:val="28"/>
         </w:rPr>
-        <w:t xml:space="preserve">, </w:t>
-      </w:r>
-      <w:r>
-        <w:rPr>
-          <w:b/>
-          <w:bCs/>
-          <w:sz w:val="28"/>
-          <w:szCs w:val="28"/>
-        </w:rPr>
-        <w:t>‘react-</w:t>
+        <w:t>, ‘react-</w:t>
       </w:r>
       <w:proofErr w:type="spellStart"/>
       <w:r>
@@ -1379,26 +1373,68 @@
           <w:sz w:val="28"/>
           <w:szCs w:val="28"/>
         </w:rPr>
-        <w:t xml:space="preserve">‘./index.css’ , </w:t>
-      </w:r>
-      <w:r>
-        <w:rPr>
-          <w:b/>
-          <w:bCs/>
-          <w:sz w:val="28"/>
-          <w:szCs w:val="28"/>
-        </w:rPr>
-        <w:t>'./App'</w:t>
-      </w:r>
-      <w:r>
-        <w:rPr>
-          <w:b/>
-          <w:bCs/>
-          <w:sz w:val="28"/>
-          <w:szCs w:val="28"/>
-        </w:rPr>
-        <w:t xml:space="preserve"> , </w:t>
-      </w:r>
+        <w:t>‘./index.css’ , './App' , './</w:t>
+      </w:r>
+      <w:proofErr w:type="spellStart"/>
+      <w:r>
+        <w:rPr>
+          <w:b/>
+          <w:bCs/>
+          <w:sz w:val="28"/>
+          <w:szCs w:val="28"/>
+        </w:rPr>
+        <w:t>reportWebVitals</w:t>
+      </w:r>
+      <w:proofErr w:type="spellEnd"/>
+      <w:r>
+        <w:rPr>
+          <w:b/>
+          <w:bCs/>
+          <w:sz w:val="28"/>
+          <w:szCs w:val="28"/>
+        </w:rPr>
+        <w:t>'</w:t>
+      </w:r>
+      <w:r>
+        <w:rPr>
+          <w:sz w:val="28"/>
+          <w:szCs w:val="28"/>
+        </w:rPr>
+        <w:t xml:space="preserve"> are </w:t>
+      </w:r>
+      <w:r>
+        <w:rPr>
+          <w:b/>
+          <w:bCs/>
+          <w:sz w:val="28"/>
+          <w:szCs w:val="28"/>
+        </w:rPr>
+        <w:t>files</w:t>
+      </w:r>
+      <w:r>
+        <w:rPr>
+          <w:b/>
+          <w:bCs/>
+          <w:sz w:val="28"/>
+          <w:szCs w:val="28"/>
+        </w:rPr>
+        <w:t>(module)</w:t>
+      </w:r>
+      <w:r>
+        <w:rPr>
+          <w:sz w:val="28"/>
+          <w:szCs w:val="28"/>
+        </w:rPr>
+        <w:t xml:space="preserve"> in application.</w:t>
+      </w:r>
+    </w:p>
+    <w:p>
+      <w:pPr>
+        <w:rPr>
+          <w:sz w:val="28"/>
+          <w:szCs w:val="28"/>
+        </w:rPr>
+      </w:pPr>
       <w:r>
         <w:rPr>
           <w:b/>
@@ -1430,77 +1466,201 @@
       </w:r>
       <w:r>
         <w:rPr>
-          <w:sz w:val="28"/>
-          <w:szCs w:val="28"/>
-        </w:rPr>
-        <w:t xml:space="preserve"> are </w:t>
-      </w:r>
-      <w:r>
-        <w:rPr>
-          <w:b/>
-          <w:bCs/>
-          <w:sz w:val="28"/>
-          <w:szCs w:val="28"/>
-        </w:rPr>
-        <w:t>files</w:t>
-      </w:r>
-      <w:r>
-        <w:rPr>
-          <w:b/>
-          <w:bCs/>
-          <w:sz w:val="28"/>
-          <w:szCs w:val="28"/>
-        </w:rPr>
-        <w:t>(module)</w:t>
-      </w:r>
-      <w:r>
-        <w:rPr>
-          <w:sz w:val="28"/>
-          <w:szCs w:val="28"/>
-        </w:rPr>
-        <w:t xml:space="preserve"> in application.</w:t>
-      </w:r>
-    </w:p>
-    <w:p>
-      <w:pPr>
-        <w:rPr>
-          <w:sz w:val="28"/>
-          <w:szCs w:val="28"/>
-        </w:rPr>
-      </w:pPr>
-      <w:r>
-        <w:rPr>
-          <w:b/>
-          <w:bCs/>
-          <w:sz w:val="28"/>
-          <w:szCs w:val="28"/>
-        </w:rPr>
-        <w:t>'./</w:t>
+          <w:b/>
+          <w:bCs/>
+          <w:sz w:val="28"/>
+          <w:szCs w:val="28"/>
+        </w:rPr>
+        <w:t xml:space="preserve"> </w:t>
+      </w:r>
+    </w:p>
+    <w:p>
+      <w:pPr>
+        <w:rPr>
+          <w:sz w:val="28"/>
+          <w:szCs w:val="28"/>
+        </w:rPr>
+      </w:pPr>
+      <w:r>
+        <w:rPr>
+          <w:sz w:val="28"/>
+          <w:szCs w:val="28"/>
+        </w:rPr>
+        <w:t>Web Applications: React, React-DOM</w:t>
+      </w:r>
+    </w:p>
+    <w:p>
+      <w:pPr>
+        <w:rPr>
+          <w:sz w:val="28"/>
+          <w:szCs w:val="28"/>
+        </w:rPr>
+      </w:pPr>
+      <w:r>
+        <w:rPr>
+          <w:sz w:val="28"/>
+          <w:szCs w:val="28"/>
+        </w:rPr>
+        <w:t>Mobile-Applications: React, React-native</w:t>
+      </w:r>
+    </w:p>
+    <w:p>
+      <w:pPr>
+        <w:rPr>
+          <w:b/>
+          <w:bCs/>
+          <w:color w:val="C00000"/>
+          <w:sz w:val="28"/>
+          <w:szCs w:val="28"/>
+        </w:rPr>
+      </w:pPr>
+      <w:r>
+        <w:rPr>
+          <w:b/>
+          <w:bCs/>
+          <w:color w:val="C00000"/>
+          <w:sz w:val="28"/>
+          <w:szCs w:val="28"/>
+        </w:rPr>
+        <w:t>NOTE: A function with returning jsx syntax is a component.</w:t>
+      </w:r>
+    </w:p>
+    <w:p>
+      <w:pPr>
+        <w:rPr>
+          <w:sz w:val="28"/>
+          <w:szCs w:val="28"/>
+        </w:rPr>
+      </w:pPr>
+      <w:r>
+        <w:rPr>
+          <w:sz w:val="28"/>
+          <w:szCs w:val="28"/>
+        </w:rPr>
+        <w:t xml:space="preserve">In </w:t>
+      </w:r>
+      <w:r>
+        <w:rPr>
+          <w:b/>
+          <w:bCs/>
+          <w:sz w:val="28"/>
+          <w:szCs w:val="28"/>
+        </w:rPr>
+        <w:t>React</w:t>
+      </w:r>
+      <w:r>
+        <w:rPr>
+          <w:sz w:val="28"/>
+          <w:szCs w:val="28"/>
+        </w:rPr>
+        <w:t xml:space="preserve">, you must </w:t>
+      </w:r>
+      <w:r>
+        <w:rPr>
+          <w:b/>
+          <w:bCs/>
+          <w:sz w:val="28"/>
+          <w:szCs w:val="28"/>
+        </w:rPr>
+        <w:t>return only one parent element</w:t>
+      </w:r>
+      <w:r>
+        <w:rPr>
+          <w:sz w:val="28"/>
+          <w:szCs w:val="28"/>
+        </w:rPr>
+        <w:t xml:space="preserve"> from a component. That’s why you need to wrap multiple JSX elements (like your &lt;h1&gt;, &lt;h2&gt;, and &lt;h3&gt;) inside a </w:t>
+      </w:r>
+      <w:r>
+        <w:rPr>
+          <w:b/>
+          <w:bCs/>
+          <w:sz w:val="28"/>
+          <w:szCs w:val="28"/>
+        </w:rPr>
+        <w:t>single wrapper</w:t>
+      </w:r>
+      <w:r>
+        <w:rPr>
+          <w:sz w:val="28"/>
+          <w:szCs w:val="28"/>
+        </w:rPr>
+        <w:t xml:space="preserve"> — either a </w:t>
+      </w:r>
+      <w:r>
+        <w:rPr>
+          <w:b/>
+          <w:bCs/>
+          <w:sz w:val="28"/>
+          <w:szCs w:val="28"/>
+        </w:rPr>
+        <w:t>&lt;div&gt; or a &lt;Fragment&gt;</w:t>
+      </w:r>
+      <w:r>
+        <w:rPr>
+          <w:sz w:val="28"/>
+          <w:szCs w:val="28"/>
+        </w:rPr>
+        <w:t>.</w:t>
+      </w:r>
+    </w:p>
+    <w:p>
+      <w:pPr>
+        <w:rPr>
+          <w:sz w:val="28"/>
+          <w:szCs w:val="28"/>
+        </w:rPr>
+      </w:pPr>
+      <w:r>
+        <w:rPr>
+          <w:sz w:val="28"/>
+          <w:szCs w:val="28"/>
+        </w:rPr>
+        <w:t xml:space="preserve">-&gt; Creating a Component </w:t>
+      </w:r>
+    </w:p>
+    <w:p>
+      <w:pPr>
+        <w:ind w:firstLine="720"/>
+        <w:rPr>
+          <w:sz w:val="28"/>
+          <w:szCs w:val="28"/>
+        </w:rPr>
+      </w:pPr>
+      <w:r>
+        <w:rPr>
+          <w:sz w:val="28"/>
+          <w:szCs w:val="28"/>
+        </w:rPr>
+        <w:t xml:space="preserve">To call a function as a component it should return JSX </w:t>
+      </w:r>
+    </w:p>
+    <w:p>
+      <w:pPr>
+        <w:ind w:firstLine="720"/>
+        <w:rPr>
+          <w:sz w:val="28"/>
+          <w:szCs w:val="28"/>
+        </w:rPr>
+      </w:pPr>
+      <w:r>
+        <w:rPr>
+          <w:sz w:val="28"/>
+          <w:szCs w:val="28"/>
+        </w:rPr>
+        <w:t xml:space="preserve">React Fragments =&gt; save the memory and space of </w:t>
       </w:r>
       <w:proofErr w:type="spellStart"/>
       <w:r>
         <w:rPr>
-          <w:b/>
-          <w:bCs/>
-          <w:sz w:val="28"/>
-          <w:szCs w:val="28"/>
-        </w:rPr>
-        <w:t>reportWebVitals</w:t>
+          <w:sz w:val="28"/>
+          <w:szCs w:val="28"/>
+        </w:rPr>
+        <w:t>dom</w:t>
       </w:r>
       <w:proofErr w:type="spellEnd"/>
       <w:r>
         <w:rPr>
-          <w:b/>
-          <w:bCs/>
-          <w:sz w:val="28"/>
-          <w:szCs w:val="28"/>
-        </w:rPr>
-        <w:t>'</w:t>
-      </w:r>
-      <w:r>
-        <w:rPr>
-          <w:b/>
-          <w:bCs/>
           <w:sz w:val="28"/>
           <w:szCs w:val="28"/>
         </w:rPr>
@@ -1509,49 +1669,179 @@
     </w:p>
     <w:p>
       <w:pPr>
-        <w:rPr>
-          <w:sz w:val="28"/>
-          <w:szCs w:val="28"/>
-        </w:rPr>
-      </w:pPr>
-      <w:r>
-        <w:rPr>
-          <w:sz w:val="28"/>
-          <w:szCs w:val="28"/>
-        </w:rPr>
-        <w:t>Web Applications: React, React-DOM</w:t>
-      </w:r>
-    </w:p>
-    <w:p>
-      <w:pPr>
-        <w:rPr>
-          <w:sz w:val="28"/>
-          <w:szCs w:val="28"/>
-        </w:rPr>
-      </w:pPr>
-      <w:r>
-        <w:rPr>
-          <w:sz w:val="28"/>
-          <w:szCs w:val="28"/>
-        </w:rPr>
-        <w:t>Mobile-Applications: React, React-native</w:t>
-      </w:r>
-    </w:p>
-    <w:p>
-      <w:pPr>
-        <w:rPr>
-          <w:sz w:val="28"/>
-          <w:szCs w:val="28"/>
-        </w:rPr>
-      </w:pPr>
-    </w:p>
-    <w:p>
-      <w:pPr>
-        <w:rPr>
-          <w:sz w:val="28"/>
-          <w:szCs w:val="28"/>
-        </w:rPr>
-      </w:pPr>
+        <w:ind w:firstLine="720"/>
+        <w:rPr>
+          <w:sz w:val="28"/>
+          <w:szCs w:val="28"/>
+        </w:rPr>
+      </w:pPr>
+      <w:r>
+        <w:rPr>
+          <w:sz w:val="28"/>
+          <w:szCs w:val="28"/>
+        </w:rPr>
+        <w:t>1) import React from 'react'</w:t>
+      </w:r>
+    </w:p>
+    <w:p>
+      <w:pPr>
+        <w:rPr>
+          <w:sz w:val="28"/>
+          <w:szCs w:val="28"/>
+        </w:rPr>
+      </w:pPr>
+      <w:r>
+        <w:rPr>
+          <w:sz w:val="28"/>
+          <w:szCs w:val="28"/>
+        </w:rPr>
+        <w:tab/>
+      </w:r>
+      <w:r>
+        <w:rPr>
+          <w:sz w:val="28"/>
+          <w:szCs w:val="28"/>
+        </w:rPr>
+        <w:tab/>
+        <w:t xml:space="preserve">     &lt;</w:t>
+      </w:r>
+      <w:proofErr w:type="spellStart"/>
+      <w:r>
+        <w:rPr>
+          <w:sz w:val="28"/>
+          <w:szCs w:val="28"/>
+        </w:rPr>
+        <w:t>React.Fragment</w:t>
+      </w:r>
+      <w:proofErr w:type="spellEnd"/>
+      <w:r>
+        <w:rPr>
+          <w:sz w:val="28"/>
+          <w:szCs w:val="28"/>
+        </w:rPr>
+        <w:t>&gt; &lt;/</w:t>
+      </w:r>
+      <w:proofErr w:type="spellStart"/>
+      <w:r>
+        <w:rPr>
+          <w:sz w:val="28"/>
+          <w:szCs w:val="28"/>
+        </w:rPr>
+        <w:t>React.Fragment</w:t>
+      </w:r>
+      <w:proofErr w:type="spellEnd"/>
+      <w:r>
+        <w:rPr>
+          <w:sz w:val="28"/>
+          <w:szCs w:val="28"/>
+        </w:rPr>
+        <w:t>&gt;</w:t>
+      </w:r>
+    </w:p>
+    <w:p>
+      <w:pPr>
+        <w:ind w:firstLine="720"/>
+        <w:rPr>
+          <w:sz w:val="28"/>
+          <w:szCs w:val="28"/>
+        </w:rPr>
+      </w:pPr>
+      <w:r>
+        <w:rPr>
+          <w:sz w:val="28"/>
+          <w:szCs w:val="28"/>
+        </w:rPr>
+        <w:t xml:space="preserve">2) import {Fragment} from 'react ' </w:t>
+      </w:r>
+    </w:p>
+    <w:p>
+      <w:pPr>
+        <w:rPr>
+          <w:sz w:val="28"/>
+          <w:szCs w:val="28"/>
+        </w:rPr>
+      </w:pPr>
+      <w:r>
+        <w:rPr>
+          <w:sz w:val="28"/>
+          <w:szCs w:val="28"/>
+        </w:rPr>
+        <w:tab/>
+      </w:r>
+      <w:r>
+        <w:rPr>
+          <w:sz w:val="28"/>
+          <w:szCs w:val="28"/>
+        </w:rPr>
+        <w:tab/>
+        <w:t xml:space="preserve">     &lt;Fragment&gt;  &lt;/Fragment&gt;</w:t>
+      </w:r>
+    </w:p>
+    <w:p>
+      <w:pPr>
+        <w:rPr>
+          <w:sz w:val="28"/>
+          <w:szCs w:val="28"/>
+        </w:rPr>
+      </w:pPr>
+      <w:r>
+        <w:rPr>
+          <w:sz w:val="28"/>
+          <w:szCs w:val="28"/>
+        </w:rPr>
+        <w:tab/>
+        <w:t>3)  &lt;&gt; &lt;/&gt;</w:t>
+      </w:r>
+    </w:p>
+    <w:p>
+      <w:pPr>
+        <w:rPr>
+          <w:sz w:val="28"/>
+          <w:szCs w:val="28"/>
+        </w:rPr>
+      </w:pPr>
+      <w:r>
+        <w:rPr>
+          <w:sz w:val="28"/>
+          <w:szCs w:val="28"/>
+        </w:rPr>
+        <w:lastRenderedPageBreak/>
+        <w:drawing>
+          <wp:inline distT="0" distB="0" distL="0" distR="0" wp14:anchorId="7A3FEE39" wp14:editId="01A3075C">
+            <wp:extent cx="3797495" cy="3568883"/>
+            <wp:effectExtent l="0" t="0" r="0" b="0"/>
+            <wp:docPr id="917504055" name="Picture 1"/>
+            <wp:cNvGraphicFramePr>
+              <a:graphicFrameLocks xmlns:a="http://schemas.openxmlformats.org/drawingml/2006/main" noChangeAspect="1"/>
+            </wp:cNvGraphicFramePr>
+            <a:graphic xmlns:a="http://schemas.openxmlformats.org/drawingml/2006/main">
+              <a:graphicData uri="http://schemas.openxmlformats.org/drawingml/2006/picture">
+                <pic:pic xmlns:pic="http://schemas.openxmlformats.org/drawingml/2006/picture">
+                  <pic:nvPicPr>
+                    <pic:cNvPr id="917504055" name=""/>
+                    <pic:cNvPicPr/>
+                  </pic:nvPicPr>
+                  <pic:blipFill>
+                    <a:blip r:embed="rId9"/>
+                    <a:stretch>
+                      <a:fillRect/>
+                    </a:stretch>
+                  </pic:blipFill>
+                  <pic:spPr>
+                    <a:xfrm>
+                      <a:off x="0" y="0"/>
+                      <a:ext cx="3797495" cy="3568883"/>
+                    </a:xfrm>
+                    <a:prstGeom prst="rect">
+                      <a:avLst/>
+                    </a:prstGeom>
+                  </pic:spPr>
+                </pic:pic>
+              </a:graphicData>
+            </a:graphic>
+          </wp:inline>
+        </w:drawing>
+      </w:r>
     </w:p>
     <w:p>
       <w:pPr>

--- a/My Notes prep on React.docx
+++ b/My Notes prep on React.docx
@@ -1850,6 +1850,165 @@
           <w:szCs w:val="28"/>
         </w:rPr>
       </w:pPr>
+      <w:r>
+        <w:rPr>
+          <w:sz w:val="28"/>
+          <w:szCs w:val="28"/>
+        </w:rPr>
+        <w:t>Dependencies     =&gt; The project completely depends on this part,</w:t>
+      </w:r>
+    </w:p>
+    <w:p>
+      <w:pPr>
+        <w:rPr>
+          <w:sz w:val="28"/>
+          <w:szCs w:val="28"/>
+        </w:rPr>
+      </w:pPr>
+      <w:r>
+        <w:rPr>
+          <w:sz w:val="28"/>
+          <w:szCs w:val="28"/>
+        </w:rPr>
+        <w:tab/>
+      </w:r>
+      <w:r>
+        <w:rPr>
+          <w:sz w:val="28"/>
+          <w:szCs w:val="28"/>
+        </w:rPr>
+        <w:tab/>
+        <w:t xml:space="preserve">               react and react </w:t>
+      </w:r>
+      <w:proofErr w:type="spellStart"/>
+      <w:r>
+        <w:rPr>
+          <w:sz w:val="28"/>
+          <w:szCs w:val="28"/>
+        </w:rPr>
+        <w:t>dom</w:t>
+      </w:r>
+      <w:proofErr w:type="spellEnd"/>
+      <w:r>
+        <w:rPr>
+          <w:sz w:val="28"/>
+          <w:szCs w:val="28"/>
+        </w:rPr>
+        <w:t xml:space="preserve"> is a dependency</w:t>
+      </w:r>
+      <w:r>
+        <w:rPr>
+          <w:sz w:val="28"/>
+          <w:szCs w:val="28"/>
+        </w:rPr>
+        <w:t>.</w:t>
+      </w:r>
+    </w:p>
+    <w:p>
+      <w:pPr>
+        <w:rPr>
+          <w:sz w:val="28"/>
+          <w:szCs w:val="28"/>
+        </w:rPr>
+      </w:pPr>
+      <w:r>
+        <w:rPr>
+          <w:sz w:val="28"/>
+          <w:szCs w:val="28"/>
+        </w:rPr>
+        <w:t>Dev Dependencies =&gt; developer wants some flexibility</w:t>
+      </w:r>
+      <w:r>
+        <w:rPr>
+          <w:sz w:val="28"/>
+          <w:szCs w:val="28"/>
+        </w:rPr>
+        <w:t xml:space="preserve"> (only for dev process)</w:t>
+      </w:r>
+      <w:r>
+        <w:rPr>
+          <w:sz w:val="28"/>
+          <w:szCs w:val="28"/>
+        </w:rPr>
+        <w:t xml:space="preserve"> </w:t>
+      </w:r>
+    </w:p>
+    <w:p>
+      <w:pPr>
+        <w:rPr>
+          <w:sz w:val="28"/>
+          <w:szCs w:val="28"/>
+        </w:rPr>
+      </w:pPr>
+      <w:r>
+        <w:rPr>
+          <w:sz w:val="28"/>
+          <w:szCs w:val="28"/>
+        </w:rPr>
+        <w:tab/>
+      </w:r>
+      <w:r>
+        <w:rPr>
+          <w:sz w:val="28"/>
+          <w:szCs w:val="28"/>
+        </w:rPr>
+        <w:tab/>
+        <w:t xml:space="preserve">                </w:t>
+      </w:r>
+      <w:r>
+        <w:rPr>
+          <w:sz w:val="28"/>
+          <w:szCs w:val="28"/>
+        </w:rPr>
+        <w:t>indentation</w:t>
+      </w:r>
+      <w:r>
+        <w:rPr>
+          <w:sz w:val="28"/>
+          <w:szCs w:val="28"/>
+        </w:rPr>
+        <w:t xml:space="preserve"> , some plugins are required</w:t>
+      </w:r>
+      <w:r>
+        <w:rPr>
+          <w:sz w:val="28"/>
+          <w:szCs w:val="28"/>
+        </w:rPr>
+        <w:t>.</w:t>
+      </w:r>
+    </w:p>
+    <w:p>
+      <w:pPr>
+        <w:rPr>
+          <w:color w:val="C00000"/>
+          <w:sz w:val="28"/>
+          <w:szCs w:val="28"/>
+        </w:rPr>
+      </w:pPr>
+      <w:r>
+        <w:rPr>
+          <w:color w:val="C00000"/>
+          <w:sz w:val="28"/>
+          <w:szCs w:val="28"/>
+        </w:rPr>
+        <w:t>REACT Props:</w:t>
+      </w:r>
+    </w:p>
+    <w:p>
+      <w:pPr>
+        <w:rPr>
+          <w:sz w:val="28"/>
+          <w:szCs w:val="28"/>
+        </w:rPr>
+      </w:pPr>
+      <w:r>
+        <w:rPr>
+          <w:sz w:val="28"/>
+          <w:szCs w:val="28"/>
+        </w:rPr>
+        <w:tab/>
+        <w:t>Props stand for properties they are equal to function parameters.</w:t>
+      </w:r>
     </w:p>
     <w:p>
       <w:pPr>
